--- a/Second_Review_Documents/Topic2_Implementation.docx
+++ b/Second_Review_Documents/Topic2_Implementation.docx
@@ -58,7 +58,7 @@
           <w:color w:val="000000"/>
           <w:sz w:val="24"/>
         </w:rPr>
-        <w:t>The implementation of the Community Lending Platform follows a structured, iterative software engineering process designed to maintain code quality while steadily delivering functional capabilities. To ensure code stability, prevent regression bugs, and facilitate systematic peer review, development was governed by a disciplined Git feature-branching workflow.</w:t>
+        <w:t>The implementation follows an iterative development lifecycle centered on modular sprint milestones. Development was managed using a disciplined Git feature-branching workflow, ensuring isolation between experimental changes and stable production code.</w:t>
       </w:r>
     </w:p>
     <w:p>
@@ -74,20 +74,6 @@
           <w:sz w:val="26"/>
         </w:rPr>
         <w:t>1.1 Feature-Branch Git Workflow</w:t>
-      </w:r>
-    </w:p>
-    <w:p>
-      <w:pPr>
-        <w:spacing w:line="360" w:lineRule="auto" w:after="80"/>
-        <w:jc w:val="both"/>
-      </w:pPr>
-      <w:r>
-        <w:rPr>
-          <w:rFonts w:ascii="Times New Roman" w:hAnsi="Times New Roman"/>
-          <w:color w:val="000000"/>
-          <w:sz w:val="24"/>
-        </w:rPr>
-        <w:t>The team implemented an isolated branching model where direct commits to production branches were strictly barred:</w:t>
       </w:r>
     </w:p>
     <w:p>
@@ -111,7 +97,7 @@
           <w:color w:val="000000"/>
           <w:sz w:val="24"/>
         </w:rPr>
-        <w:t>Represents the verified production release. Commits on this branch automatically trigger continuous deployment webhooks on Render Cloud.</w:t>
+        <w:t>Hosts verified, deployable production releases. Pushes automatically trigger continuous deployment webhooks on Render Cloud.</w:t>
       </w:r>
     </w:p>
     <w:p>
@@ -135,7 +121,7 @@
           <w:color w:val="000000"/>
           <w:sz w:val="24"/>
         </w:rPr>
-        <w:t>Acts as the integration branch where completed features are merged and staged for regression testing before production release.</w:t>
+        <w:t>Acts as the staging integration branch where completed features are merged and tested before production deployment.</w:t>
       </w:r>
     </w:p>
     <w:p>
@@ -159,7 +145,7 @@
           <w:color w:val="000000"/>
           <w:sz w:val="24"/>
         </w:rPr>
-        <w:t>Developers worked in isolated branches for each functional module (e.g., `feature/auth`, `feature/item-catalog`, `feature/lending-workflow`, `feature/image-upload`), preventing unfinished code from disrupting other components.</w:t>
+        <w:t>Created for specific modules (`feature/auth`, `feature/catalog`, `feature/requests`), keeping work-in-progress code isolated.</w:t>
       </w:r>
     </w:p>
     <w:p>
@@ -183,7 +169,7 @@
           <w:color w:val="000000"/>
           <w:sz w:val="24"/>
         </w:rPr>
-        <w:t>Spawned directly to resolve specific edge cases and validation defects discovered during testing.</w:t>
+        <w:t>Created directly to resolve specific edge-case defects identified during testing.</w:t>
       </w:r>
     </w:p>
     <w:p>
@@ -195,7 +181,7 @@
       <w:r>
         <w:drawing>
           <wp:inline xmlns:a="http://schemas.openxmlformats.org/drawingml/2006/main" xmlns:pic="http://schemas.openxmlformats.org/drawingml/2006/picture">
-            <wp:extent cx="4754880" cy="2275802"/>
+            <wp:extent cx="4023360" cy="1737552"/>
             <wp:docPr id="1" name="Picture 1"/>
             <wp:cNvGraphicFramePr>
               <a:graphicFrameLocks noChangeAspect="1"/>
@@ -216,7 +202,7 @@
                   <pic:spPr>
                     <a:xfrm>
                       <a:off x="0" y="0"/>
-                      <a:ext cx="4754880" cy="2275802"/>
+                      <a:ext cx="4023360" cy="1737552"/>
                     </a:xfrm>
                     <a:prstGeom prst="rect"/>
                   </pic:spPr>
@@ -246,131 +232,6 @@
     <w:p>
       <w:pPr>
         <w:keepNext/>
-        <w:spacing w:before="140" w:after="40" w:line="288" w:lineRule="auto"/>
-      </w:pPr>
-      <w:r>
-        <w:rPr>
-          <w:rFonts w:ascii="Times New Roman" w:hAnsi="Times New Roman"/>
-          <w:b/>
-          <w:color w:val="000000"/>
-          <w:sz w:val="26"/>
-        </w:rPr>
-        <w:t>1.2 Milestone Breakdown</w:t>
-      </w:r>
-    </w:p>
-    <w:p>
-      <w:pPr>
-        <w:spacing w:line="360" w:lineRule="auto" w:after="80"/>
-        <w:jc w:val="both"/>
-      </w:pPr>
-      <w:r>
-        <w:rPr>
-          <w:rFonts w:ascii="Times New Roman" w:hAnsi="Times New Roman"/>
-          <w:color w:val="000000"/>
-          <w:sz w:val="24"/>
-        </w:rPr>
-        <w:t>Implementation progressed through structured sprint milestones:</w:t>
-      </w:r>
-    </w:p>
-    <w:p>
-      <w:pPr>
-        <w:pStyle w:val="ListBullet"/>
-        <w:spacing w:line="360" w:lineRule="auto" w:after="60"/>
-        <w:jc w:val="both"/>
-      </w:pPr>
-      <w:r>
-        <w:rPr>
-          <w:rFonts w:ascii="Times New Roman" w:hAnsi="Times New Roman"/>
-          <w:b/>
-          <w:color w:val="000000"/>
-          <w:sz w:val="24"/>
-        </w:rPr>
-        <w:t xml:space="preserve">Milestone 1 — Core Infrastructure &amp; Auth: </w:t>
-      </w:r>
-      <w:r>
-        <w:rPr>
-          <w:rFonts w:ascii="Times New Roman" w:hAnsi="Times New Roman"/>
-          <w:color w:val="000000"/>
-          <w:sz w:val="24"/>
-        </w:rPr>
-        <w:t>Configured TiDB Cloud database tables, established connection pooling with PyMySQL, implemented PBKDF2 password hashing, and built user registration and session login flows.</w:t>
-      </w:r>
-    </w:p>
-    <w:p>
-      <w:pPr>
-        <w:pStyle w:val="ListBullet"/>
-        <w:spacing w:line="360" w:lineRule="auto" w:after="60"/>
-        <w:jc w:val="both"/>
-      </w:pPr>
-      <w:r>
-        <w:rPr>
-          <w:rFonts w:ascii="Times New Roman" w:hAnsi="Times New Roman"/>
-          <w:b/>
-          <w:color w:val="000000"/>
-          <w:sz w:val="24"/>
-        </w:rPr>
-        <w:t xml:space="preserve">Milestone 2 — Item Catalog &amp; Media Pipeline: </w:t>
-      </w:r>
-      <w:r>
-        <w:rPr>
-          <w:rFonts w:ascii="Times New Roman" w:hAnsi="Times New Roman"/>
-          <w:color w:val="000000"/>
-          <w:sz w:val="24"/>
-        </w:rPr>
-        <w:t>Constructed listing submission forms, category indexing, secure file uploading with UUID renaming, and responsive browse catalog pages.</w:t>
-      </w:r>
-    </w:p>
-    <w:p>
-      <w:pPr>
-        <w:pStyle w:val="ListBullet"/>
-        <w:spacing w:line="360" w:lineRule="auto" w:after="60"/>
-        <w:jc w:val="both"/>
-      </w:pPr>
-      <w:r>
-        <w:rPr>
-          <w:rFonts w:ascii="Times New Roman" w:hAnsi="Times New Roman"/>
-          <w:b/>
-          <w:color w:val="000000"/>
-          <w:sz w:val="24"/>
-        </w:rPr>
-        <w:t xml:space="preserve">Milestone 3 — Lending Lifecycle State Engine: </w:t>
-      </w:r>
-      <w:r>
-        <w:rPr>
-          <w:rFonts w:ascii="Times New Roman" w:hAnsi="Times New Roman"/>
-          <w:color w:val="000000"/>
-          <w:sz w:val="24"/>
-        </w:rPr>
-        <w:t>Engineered request creation, ownership access checks, owner approval/rejection decision handlers, and return confirmation state updates.</w:t>
-      </w:r>
-    </w:p>
-    <w:p>
-      <w:pPr>
-        <w:pStyle w:val="ListBullet"/>
-        <w:spacing w:line="360" w:lineRule="auto" w:after="60"/>
-        <w:jc w:val="both"/>
-      </w:pPr>
-      <w:r>
-        <w:rPr>
-          <w:rFonts w:ascii="Times New Roman" w:hAnsi="Times New Roman"/>
-          <w:b/>
-          <w:color w:val="000000"/>
-          <w:sz w:val="24"/>
-        </w:rPr>
-        <w:t xml:space="preserve">Milestone 4 — UI Polish &amp; Staging Deployment: </w:t>
-      </w:r>
-      <w:r>
-        <w:rPr>
-          <w:rFonts w:ascii="Times New Roman" w:hAnsi="Times New Roman"/>
-          <w:color w:val="000000"/>
-          <w:sz w:val="24"/>
-        </w:rPr>
-        <w:t>Enhanced responsive CSS layouts, refined alert flash messages, and executed staging deployment on Render Cloud.</w:t>
-      </w:r>
-    </w:p>
-    <w:p>
-      <w:pPr>
-        <w:keepNext/>
         <w:spacing w:before="200" w:after="60" w:line="288" w:lineRule="auto"/>
       </w:pPr>
       <w:r>
@@ -394,22 +255,7 @@
           <w:color w:val="000000"/>
           <w:sz w:val="24"/>
         </w:rPr>
-        <w:t>Systematic software reuse accelerates development velocity, minimizes software defects, and leverages proven security implementations. Reuse was executed across three levels:</w:t>
-      </w:r>
-    </w:p>
-    <w:p>
-      <w:pPr>
-        <w:keepNext/>
-        <w:spacing w:before="140" w:after="40" w:line="288" w:lineRule="auto"/>
-      </w:pPr>
-      <w:r>
-        <w:rPr>
-          <w:rFonts w:ascii="Times New Roman" w:hAnsi="Times New Roman"/>
-          <w:b/>
-          <w:color w:val="000000"/>
-          <w:sz w:val="26"/>
-        </w:rPr>
-        <w:t>2.1 Library-Level Reuse</w:t>
+        <w:t>Software reuse accelerates development velocity, minimizes software defects, and guarantees security across three distinct levels:</w:t>
       </w:r>
     </w:p>
     <w:p>
@@ -425,7 +271,7 @@
           <w:color w:val="000000"/>
           <w:sz w:val="24"/>
         </w:rPr>
-        <w:t xml:space="preserve">Werkzeug Security (`werkzeug.security`): </w:t>
+        <w:t xml:space="preserve">Library-Level Reuse: </w:t>
       </w:r>
       <w:r>
         <w:rPr>
@@ -433,7 +279,7 @@
           <w:color w:val="000000"/>
           <w:sz w:val="24"/>
         </w:rPr>
-        <w:t>Reused for cryptographic password hashing (`generate_password_hash`) and authentication verification (`check_password_hash`) using salted PBKDF2:SHA256 with 260,000 hash iterations.</w:t>
+        <w:t>Werkzeug Security (`generate_password_hash`, `check_password_hash`) for PBKDF2:SHA256 password hashing; Werkzeug `secure_filename()` for path sanitization; PyMySQL for DB-API 2.0 communication; and python-dotenv for environment secret management.</w:t>
       </w:r>
     </w:p>
     <w:p>
@@ -449,7 +295,7 @@
           <w:color w:val="000000"/>
           <w:sz w:val="24"/>
         </w:rPr>
-        <w:t xml:space="preserve">Werkzeug File Utilities (`secure_filename`): </w:t>
+        <w:t xml:space="preserve">Framework-Level Reuse: </w:t>
       </w:r>
       <w:r>
         <w:rPr>
@@ -457,7 +303,7 @@
           <w:color w:val="000000"/>
           <w:sz w:val="24"/>
         </w:rPr>
-        <w:t>Reused to sanitize uploaded file names, stripping path traversal sequences (`../../`) and dangerous characters before saving to disk.</w:t>
+        <w:t>Flask micro-framework routing engine, request context dispatching, secure session cookies, and Jinja2 server-side templating with automatic XSS escaping.</w:t>
       </w:r>
     </w:p>
     <w:p>
@@ -473,7 +319,7 @@
           <w:color w:val="000000"/>
           <w:sz w:val="24"/>
         </w:rPr>
-        <w:t xml:space="preserve">PyMySQL (`pymysql`): </w:t>
+        <w:t xml:space="preserve">Internal Module Reuse: </w:t>
       </w:r>
       <w:r>
         <w:rPr>
@@ -481,181 +327,7 @@
           <w:color w:val="000000"/>
           <w:sz w:val="24"/>
         </w:rPr>
-        <w:t>Reused as a pure-Python DB-API 2.0 driver to communicate with the TiDB Cloud MySQL database over TLS-encrypted sockets.</w:t>
-      </w:r>
-    </w:p>
-    <w:p>
-      <w:pPr>
-        <w:pStyle w:val="ListBullet"/>
-        <w:spacing w:line="360" w:lineRule="auto" w:after="60"/>
-        <w:jc w:val="both"/>
-      </w:pPr>
-      <w:r>
-        <w:rPr>
-          <w:rFonts w:ascii="Times New Roman" w:hAnsi="Times New Roman"/>
-          <w:b/>
-          <w:color w:val="000000"/>
-          <w:sz w:val="24"/>
-        </w:rPr>
-        <w:t xml:space="preserve">python-dotenv: </w:t>
-      </w:r>
-      <w:r>
-        <w:rPr>
-          <w:rFonts w:ascii="Times New Roman" w:hAnsi="Times New Roman"/>
-          <w:color w:val="000000"/>
-          <w:sz w:val="24"/>
-        </w:rPr>
-        <w:t>Reused to automatically load environment configuration variables from `.env` files, isolating database credentials from source code.</w:t>
-      </w:r>
-    </w:p>
-    <w:p>
-      <w:pPr>
-        <w:keepNext/>
-        <w:spacing w:before="140" w:after="40" w:line="288" w:lineRule="auto"/>
-      </w:pPr>
-      <w:r>
-        <w:rPr>
-          <w:rFonts w:ascii="Times New Roman" w:hAnsi="Times New Roman"/>
-          <w:b/>
-          <w:color w:val="000000"/>
-          <w:sz w:val="26"/>
-        </w:rPr>
-        <w:t>2.2 Framework-Level Reuse</w:t>
-      </w:r>
-    </w:p>
-    <w:p>
-      <w:pPr>
-        <w:pStyle w:val="ListBullet"/>
-        <w:spacing w:line="360" w:lineRule="auto" w:after="60"/>
-        <w:jc w:val="both"/>
-      </w:pPr>
-      <w:r>
-        <w:rPr>
-          <w:rFonts w:ascii="Times New Roman" w:hAnsi="Times New Roman"/>
-          <w:b/>
-          <w:color w:val="000000"/>
-          <w:sz w:val="24"/>
-        </w:rPr>
-        <w:t xml:space="preserve">Flask Web Framework: </w:t>
-      </w:r>
-      <w:r>
-        <w:rPr>
-          <w:rFonts w:ascii="Times New Roman" w:hAnsi="Times New Roman"/>
-          <w:color w:val="000000"/>
-          <w:sz w:val="24"/>
-        </w:rPr>
-        <w:t>Provides the core WSGI routing engine, HTTP request/response dispatching, and secure cookie-based session handling.</w:t>
-      </w:r>
-    </w:p>
-    <w:p>
-      <w:pPr>
-        <w:pStyle w:val="ListBullet"/>
-        <w:spacing w:line="360" w:lineRule="auto" w:after="60"/>
-        <w:jc w:val="both"/>
-      </w:pPr>
-      <w:r>
-        <w:rPr>
-          <w:rFonts w:ascii="Times New Roman" w:hAnsi="Times New Roman"/>
-          <w:b/>
-          <w:color w:val="000000"/>
-          <w:sz w:val="24"/>
-        </w:rPr>
-        <w:t xml:space="preserve">Jinja2 Template Engine: </w:t>
-      </w:r>
-      <w:r>
-        <w:rPr>
-          <w:rFonts w:ascii="Times New Roman" w:hAnsi="Times New Roman"/>
-          <w:color w:val="000000"/>
-          <w:sz w:val="24"/>
-        </w:rPr>
-        <w:t>Reused for server-side HTML rendering, providing master template inheritance (`base.html`), control flow loops, and automated cross-site scripting (XSS) escaping.</w:t>
-      </w:r>
-    </w:p>
-    <w:p>
-      <w:pPr>
-        <w:keepNext/>
-        <w:spacing w:before="140" w:after="40" w:line="288" w:lineRule="auto"/>
-      </w:pPr>
-      <w:r>
-        <w:rPr>
-          <w:rFonts w:ascii="Times New Roman" w:hAnsi="Times New Roman"/>
-          <w:b/>
-          <w:color w:val="000000"/>
-          <w:sz w:val="26"/>
-        </w:rPr>
-        <w:t>2.3 Internal Module Reuse</w:t>
-      </w:r>
-    </w:p>
-    <w:p>
-      <w:pPr>
-        <w:pStyle w:val="ListBullet"/>
-        <w:spacing w:line="360" w:lineRule="auto" w:after="60"/>
-        <w:jc w:val="both"/>
-      </w:pPr>
-      <w:r>
-        <w:rPr>
-          <w:rFonts w:ascii="Times New Roman" w:hAnsi="Times New Roman"/>
-          <w:b/>
-          <w:color w:val="000000"/>
-          <w:sz w:val="24"/>
-        </w:rPr>
-        <w:t xml:space="preserve">Centralized Database Helper (`get_db_connection`): </w:t>
-      </w:r>
-      <w:r>
-        <w:rPr>
-          <w:rFonts w:ascii="Times New Roman" w:hAnsi="Times New Roman"/>
-          <w:color w:val="000000"/>
-          <w:sz w:val="24"/>
-        </w:rPr>
-        <w:t>A reusable connection function returning dictionary cursors (`DictCursor`) and managing automatic connection closure in `finally` blocks.</w:t>
-      </w:r>
-    </w:p>
-    <w:p>
-      <w:pPr>
-        <w:pStyle w:val="ListBullet"/>
-        <w:spacing w:line="360" w:lineRule="auto" w:after="60"/>
-        <w:jc w:val="both"/>
-      </w:pPr>
-      <w:r>
-        <w:rPr>
-          <w:rFonts w:ascii="Times New Roman" w:hAnsi="Times New Roman"/>
-          <w:b/>
-          <w:color w:val="000000"/>
-          <w:sz w:val="24"/>
-        </w:rPr>
-        <w:t xml:space="preserve">Authentication Middleware (`login_required` Decorator): </w:t>
-      </w:r>
-      <w:r>
-        <w:rPr>
-          <w:rFonts w:ascii="Times New Roman" w:hAnsi="Times New Roman"/>
-          <w:color w:val="000000"/>
-          <w:sz w:val="24"/>
-        </w:rPr>
-        <w:t>A reusable Python decorator checking session state and redirecting unauthorized visitors to the login page.</w:t>
-      </w:r>
-    </w:p>
-    <w:p>
-      <w:pPr>
-        <w:pStyle w:val="ListBullet"/>
-        <w:spacing w:line="360" w:lineRule="auto" w:after="60"/>
-        <w:jc w:val="both"/>
-      </w:pPr>
-      <w:r>
-        <w:rPr>
-          <w:rFonts w:ascii="Times New Roman" w:hAnsi="Times New Roman"/>
-          <w:b/>
-          <w:color w:val="000000"/>
-          <w:sz w:val="24"/>
-        </w:rPr>
-        <w:t xml:space="preserve">Master Template Inheritance (`base.html`): </w:t>
-      </w:r>
-      <w:r>
-        <w:rPr>
-          <w:rFonts w:ascii="Times New Roman" w:hAnsi="Times New Roman"/>
-          <w:color w:val="000000"/>
-          <w:sz w:val="24"/>
-        </w:rPr>
-        <w:t>A single master HTML layout inherited by all application pages, containing the responsive navbar, flash message alerts, and global stylesheet links.</w:t>
+        <w:t>Centralized `get_db_connection()` connection pool helper, `@login_required` middleware decorator, and master `base.html` template inheritance.</w:t>
       </w:r>
     </w:p>
     <w:p>
@@ -675,31 +347,26 @@
     </w:p>
     <w:p>
       <w:pPr>
-        <w:spacing w:line="360" w:lineRule="auto" w:after="80"/>
+        <w:pStyle w:val="ListBullet"/>
+        <w:spacing w:line="360" w:lineRule="auto" w:after="60"/>
         <w:jc w:val="both"/>
       </w:pPr>
+      <w:r>
+        <w:rPr>
+          <w:rFonts w:ascii="Times New Roman" w:hAnsi="Times New Roman"/>
+          <w:b/>
+          <w:color w:val="000000"/>
+          <w:sz w:val="24"/>
+        </w:rPr>
+        <w:t xml:space="preserve">Model-View-Controller (MVC): </w:t>
+      </w:r>
       <w:r>
         <w:rPr>
           <w:rFonts w:ascii="Times New Roman" w:hAnsi="Times New Roman"/>
           <w:color w:val="000000"/>
           <w:sz w:val="24"/>
         </w:rPr>
-        <w:t>Design patterns provide proven architectural templates that keep the codebase maintainable, testable, and loosely coupled:</w:t>
-      </w:r>
-    </w:p>
-    <w:p>
-      <w:pPr>
-        <w:keepNext/>
-        <w:spacing w:before="140" w:after="40" w:line="288" w:lineRule="auto"/>
-      </w:pPr>
-      <w:r>
-        <w:rPr>
-          <w:rFonts w:ascii="Times New Roman" w:hAnsi="Times New Roman"/>
-          <w:b/>
-          <w:color w:val="000000"/>
-          <w:sz w:val="26"/>
-        </w:rPr>
-        <w:t>3.1 Model-View-Controller (MVC) Pattern</w:t>
+        <w:t>Model represents MySQL tables; View comprises Jinja2 HTML templates; Controller represents Flask route functions coordinating business logic and database interactions.</w:t>
       </w:r>
     </w:p>
     <w:p>
@@ -715,7 +382,7 @@
           <w:color w:val="000000"/>
           <w:sz w:val="24"/>
         </w:rPr>
-        <w:t xml:space="preserve">Model (Data Layer): </w:t>
+        <w:t xml:space="preserve">Repository Pattern: </w:t>
       </w:r>
       <w:r>
         <w:rPr>
@@ -723,7 +390,7 @@
           <w:color w:val="000000"/>
           <w:sz w:val="24"/>
         </w:rPr>
-        <w:t>MySQL relational tables (`users`, `items`, `lending_requests`) and SQL queries defining structural relationships and constraints.</w:t>
+        <w:t>Centralizes data query routines (`get_user_items`, `fetch_pending_requests`), decoupling business routing from low-level SQL execution.</w:t>
       </w:r>
     </w:p>
     <w:p>
@@ -739,7 +406,7 @@
           <w:color w:val="000000"/>
           <w:sz w:val="24"/>
         </w:rPr>
-        <w:t xml:space="preserve">View (Presentation Layer): </w:t>
+        <w:t xml:space="preserve">Singleton Pattern: </w:t>
       </w:r>
       <w:r>
         <w:rPr>
@@ -747,89 +414,7 @@
           <w:color w:val="000000"/>
           <w:sz w:val="24"/>
         </w:rPr>
-        <w:t>Jinja2 HTML templates formatted with responsive CSS, presenting information cleanly to desktop and mobile browser users.</w:t>
-      </w:r>
-    </w:p>
-    <w:p>
-      <w:pPr>
-        <w:pStyle w:val="ListBullet"/>
-        <w:spacing w:line="360" w:lineRule="auto" w:after="60"/>
-        <w:jc w:val="both"/>
-      </w:pPr>
-      <w:r>
-        <w:rPr>
-          <w:rFonts w:ascii="Times New Roman" w:hAnsi="Times New Roman"/>
-          <w:b/>
-          <w:color w:val="000000"/>
-          <w:sz w:val="24"/>
-        </w:rPr>
-        <w:t xml:space="preserve">Controller (Application Layer): </w:t>
-      </w:r>
-      <w:r>
-        <w:rPr>
-          <w:rFonts w:ascii="Times New Roman" w:hAnsi="Times New Roman"/>
-          <w:color w:val="000000"/>
-          <w:sz w:val="24"/>
-        </w:rPr>
-        <w:t>Flask route handler functions in `app.py` that parse request data, validate user inputs, execute database operations, and render views.</w:t>
-      </w:r>
-    </w:p>
-    <w:p>
-      <w:pPr>
-        <w:keepNext/>
-        <w:spacing w:before="140" w:after="40" w:line="288" w:lineRule="auto"/>
-      </w:pPr>
-      <w:r>
-        <w:rPr>
-          <w:rFonts w:ascii="Times New Roman" w:hAnsi="Times New Roman"/>
-          <w:b/>
-          <w:color w:val="000000"/>
-          <w:sz w:val="26"/>
-        </w:rPr>
-        <w:t>3.2 Repository Pattern</w:t>
-      </w:r>
-    </w:p>
-    <w:p>
-      <w:pPr>
-        <w:spacing w:line="360" w:lineRule="auto" w:after="80"/>
-        <w:jc w:val="both"/>
-      </w:pPr>
-      <w:r>
-        <w:rPr>
-          <w:rFonts w:ascii="Times New Roman" w:hAnsi="Times New Roman"/>
-          <w:color w:val="000000"/>
-          <w:sz w:val="24"/>
-        </w:rPr>
-        <w:t>Data access routines are encapsulated in structured helper functions (e.g., `get_user_items`, `fetch_pending_requests`). This decouples business logic from raw SQL query execution.</w:t>
-      </w:r>
-    </w:p>
-    <w:p>
-      <w:pPr>
-        <w:keepNext/>
-        <w:spacing w:before="140" w:after="40" w:line="288" w:lineRule="auto"/>
-      </w:pPr>
-      <w:r>
-        <w:rPr>
-          <w:rFonts w:ascii="Times New Roman" w:hAnsi="Times New Roman"/>
-          <w:b/>
-          <w:color w:val="000000"/>
-          <w:sz w:val="26"/>
-        </w:rPr>
-        <w:t>3.3 Singleton Pattern for Database Connection Management</w:t>
-      </w:r>
-    </w:p>
-    <w:p>
-      <w:pPr>
-        <w:spacing w:line="360" w:lineRule="auto" w:after="80"/>
-        <w:jc w:val="both"/>
-      </w:pPr>
-      <w:r>
-        <w:rPr>
-          <w:rFonts w:ascii="Times New Roman" w:hAnsi="Times New Roman"/>
-          <w:color w:val="000000"/>
-          <w:sz w:val="24"/>
-        </w:rPr>
-        <w:t>Global connection configuration manages TiDB host credentials and SSL settings through a centralized lifecycle, preventing socket leaks and excessive connection creation.</w:t>
+        <w:t>Global connection configuration manages TiDB host credentials and SSL settings through a centralized lifecycle, preventing socket leaks.</w:t>
       </w:r>
     </w:p>
     <w:p>
@@ -849,60 +434,26 @@
     </w:p>
     <w:p>
       <w:pPr>
-        <w:spacing w:line="360" w:lineRule="auto" w:after="80"/>
+        <w:pStyle w:val="ListBullet"/>
+        <w:spacing w:line="360" w:lineRule="auto" w:after="60"/>
         <w:jc w:val="both"/>
       </w:pPr>
+      <w:r>
+        <w:rPr>
+          <w:rFonts w:ascii="Times New Roman" w:hAnsi="Times New Roman"/>
+          <w:b/>
+          <w:color w:val="000000"/>
+          <w:sz w:val="24"/>
+        </w:rPr>
+        <w:t xml:space="preserve">Parameterized SQL Queries: </w:t>
+      </w:r>
       <w:r>
         <w:rPr>
           <w:rFonts w:ascii="Times New Roman" w:hAnsi="Times New Roman"/>
           <w:color w:val="000000"/>
           <w:sz w:val="24"/>
         </w:rPr>
-        <w:t>Defensive programming practices protect application security, data integrity, and server storage:</w:t>
-      </w:r>
-    </w:p>
-    <w:p>
-      <w:pPr>
-        <w:keepNext/>
-        <w:spacing w:before="140" w:after="40" w:line="288" w:lineRule="auto"/>
-      </w:pPr>
-      <w:r>
-        <w:rPr>
-          <w:rFonts w:ascii="Times New Roman" w:hAnsi="Times New Roman"/>
-          <w:b/>
-          <w:color w:val="000000"/>
-          <w:sz w:val="26"/>
-        </w:rPr>
-        <w:t>4.1 Parameterized SQL Queries</w:t>
-      </w:r>
-    </w:p>
-    <w:p>
-      <w:pPr>
-        <w:spacing w:line="360" w:lineRule="auto" w:after="80"/>
-        <w:jc w:val="both"/>
-      </w:pPr>
-      <w:r>
-        <w:rPr>
-          <w:rFonts w:ascii="Times New Roman" w:hAnsi="Times New Roman"/>
-          <w:color w:val="000000"/>
-          <w:sz w:val="24"/>
-        </w:rPr>
-        <w:t>All database interactions strictly utilize parameterized execution (`cursor.execute(sql, (param,))`). Raw string concatenation is completely barred, ensuring that all dynamic user input is treated as literal data, eliminating SQL injection threats.</w:t>
-      </w:r>
-    </w:p>
-    <w:p>
-      <w:pPr>
-        <w:keepNext/>
-        <w:spacing w:before="140" w:after="40" w:line="288" w:lineRule="auto"/>
-      </w:pPr>
-      <w:r>
-        <w:rPr>
-          <w:rFonts w:ascii="Times New Roman" w:hAnsi="Times New Roman"/>
-          <w:b/>
-          <w:color w:val="000000"/>
-          <w:sz w:val="26"/>
-        </w:rPr>
-        <w:t>4.2 Secure File and Photo Handling</w:t>
+        <w:t>All database commands strictly use parameterized substitution (`cursor.execute(sql, (param,))`), treating user inputs purely as literal data and eliminating SQL injection.</w:t>
       </w:r>
     </w:p>
     <w:p>
@@ -918,7 +469,7 @@
           <w:color w:val="000000"/>
           <w:sz w:val="24"/>
         </w:rPr>
-        <w:t xml:space="preserve">Strict File Extension Allowlisting: </w:t>
+        <w:t xml:space="preserve">UUID Photo Handling: </w:t>
       </w:r>
       <w:r>
         <w:rPr>
@@ -926,31 +477,7 @@
           <w:color w:val="000000"/>
           <w:sz w:val="24"/>
         </w:rPr>
-        <w:t>Only image files with approved extensions (`.png`, `.jpg`, `.jpeg`, `.webp`) are accepted; all executable and script formats are rejected.</w:t>
-      </w:r>
-    </w:p>
-    <w:p>
-      <w:pPr>
-        <w:pStyle w:val="ListBullet"/>
-        <w:spacing w:line="360" w:lineRule="auto" w:after="60"/>
-        <w:jc w:val="both"/>
-      </w:pPr>
-      <w:r>
-        <w:rPr>
-          <w:rFonts w:ascii="Times New Roman" w:hAnsi="Times New Roman"/>
-          <w:b/>
-          <w:color w:val="000000"/>
-          <w:sz w:val="24"/>
-        </w:rPr>
-        <w:t xml:space="preserve">Cryptographic UUID Filename Generation: </w:t>
-      </w:r>
-      <w:r>
-        <w:rPr>
-          <w:rFonts w:ascii="Times New Roman" w:hAnsi="Times New Roman"/>
-          <w:color w:val="000000"/>
-          <w:sz w:val="24"/>
-        </w:rPr>
-        <w:t>Uploaded photos are renamed using UUID v4 (e.g., `3f8a9b12-4c21.jpg`), eliminating filename collisions and preventing malicious file overwrites.</w:t>
+        <w:t>Uploaded photos are renamed using cryptographic UUID v4 (e.g., `3f8a9b12-4c21.jpg`), eliminating collisions and overwrites.</w:t>
       </w:r>
     </w:p>
     <w:p>
@@ -974,7 +501,7 @@
           <w:color w:val="000000"/>
           <w:sz w:val="24"/>
         </w:rPr>
-        <w:t>Storage paths are validated using `secure_filename()` to ensure files remain confined within the `static/uploads/` directory.</w:t>
+        <w:t>Upload paths are sanitized using `secure_filename()` to keep assets restricted within `static/uploads/`.</w:t>
       </w:r>
     </w:p>
     <w:p>
@@ -990,7 +517,7 @@
           <w:color w:val="000000"/>
           <w:sz w:val="24"/>
         </w:rPr>
-        <w:t xml:space="preserve">Automated Orphan Image Cleanup: </w:t>
+        <w:t xml:space="preserve">Orphan Asset Cleanup: </w:t>
       </w:r>
       <w:r>
         <w:rPr>
@@ -998,36 +525,31 @@
           <w:color w:val="000000"/>
           <w:sz w:val="24"/>
         </w:rPr>
-        <w:t>When an item listing is deleted by its owner, the corresponding photographic asset is automatically unlinked and removed from disk storage.</w:t>
+        <w:t>Deleting an item listing automatically deletes the associated image file from disk storage, preventing storage bloat.</w:t>
       </w:r>
     </w:p>
     <w:p>
       <w:pPr>
-        <w:keepNext/>
-        <w:spacing w:before="140" w:after="40" w:line="288" w:lineRule="auto"/>
+        <w:pStyle w:val="ListBullet"/>
+        <w:spacing w:line="360" w:lineRule="auto" w:after="60"/>
+        <w:jc w:val="both"/>
       </w:pPr>
       <w:r>
         <w:rPr>
           <w:rFonts w:ascii="Times New Roman" w:hAnsi="Times New Roman"/>
           <w:b/>
           <w:color w:val="000000"/>
-          <w:sz w:val="26"/>
+          <w:sz w:val="24"/>
         </w:rPr>
-        <w:t>4.3 Deterministic Lending State Machine</w:t>
+        <w:t xml:space="preserve">State Machine Enforcement: </w:t>
       </w:r>
-    </w:p>
-    <w:p>
-      <w:pPr>
-        <w:spacing w:line="360" w:lineRule="auto" w:after="80"/>
-        <w:jc w:val="both"/>
-      </w:pPr>
       <w:r>
         <w:rPr>
           <w:rFonts w:ascii="Times New Roman" w:hAnsi="Times New Roman"/>
           <w:color w:val="000000"/>
           <w:sz w:val="24"/>
         </w:rPr>
-        <w:t>Borrow request lifecycles are enforced through strict transition guards: `Pending` -&gt; `Approved` or `Rejected` -&gt; `Returned`. The controller validates state pre-conditions to prevent invalid operations (such as returning an unapproved item).</w:t>
+        <w:t>Lending requests transition strictly through: `Pending` -&gt; `Approved` or `Rejected` -&gt; `Returned`, preventing invalid status changes.</w:t>
       </w:r>
     </w:p>
     <w:p>
@@ -1056,7 +578,7 @@
           <w:color w:val="000000"/>
           <w:sz w:val="24"/>
         </w:rPr>
-        <w:t>High coding standards were enforced using static linters, configuration management, and developer tools:</w:t>
+        <w:t>Coding standards and production stability were enforced using automated developer tooling:</w:t>
       </w:r>
     </w:p>
     <w:p>
@@ -1194,7 +716,7 @@
                 <w:color w:val="000000"/>
                 <w:sz w:val="18"/>
               </w:rPr>
-              <w:t>Role and Purpose in Implementation</w:t>
+              <w:t>Role in Implementation</w:t>
             </w:r>
           </w:p>
         </w:tc>
@@ -1268,7 +790,7 @@
                 <w:color w:val="000000"/>
                 <w:sz w:val="17"/>
               </w:rPr>
-              <w:t>Production HTTP server running pre-forked worker processes on Render Cloud.</w:t>
+              <w:t>Production HTTP server running worker processes on Render Cloud.</w:t>
             </w:r>
           </w:p>
         </w:tc>
